--- a/doc/external-access-report.docx
+++ b/doc/external-access-report.docx
@@ -142,6 +142,23 @@
           <w:bCs w:val="1"/>
         </w:rPr>
         <w:t>บทที่ 1  ภาพรวมระบบ</w:t>
+      </w:r>
+    </w:p>
+    <w:p>
+      <w:pPr>
+        <w:spacing w:before="0" w:after="120"/>
+        <w:jc w:val="both"/>
+      </w:pPr>
+      <w:r>
+        <w:rPr>
+          <w:rFonts w:ascii="TH Sarabun New" w:hAnsi="TH Sarabun New" w:cs="TH Sarabun New" w:eastAsia="TH Sarabun New"/>
+          <w:b w:val="0"/>
+          <w:i w:val="0"/>
+          <w:color w:val="000000"/>
+          <w:sz w:val="32"/>
+          <w:szCs w:val="32"/>
+        </w:rPr>
+        <w:t>เดิมประตูทางเข้าห้องสมุดเปิดด้วยการสแกน QR ที่ออกให้เฉพาะนักศึกษาและบุคลากรซึ่งผูกบัญชี LINE ไว้กับระบบจองพื้นที่แล้วเท่านั้น ผู้ที่ไม่มีบัญชีดังกล่าวจึงเข้าใช้บริการด้วยตนเองไม่ได้ ต้องให้เจ้าหน้าที่ เปิดประตูให้เป็นรายครั้ง ซึ่งกลายเป็นภาระของเคาน์เตอร์บริการในช่วงที่มีผู้ใช้หนาแน่น และเป็นความ ไม่สะดวกสำหรับบุคคลภายนอกที่เข้ามาใช้บริการเป็นประจำหรือมาติดต่อราชการ เพราะต้องรอเจ้าหน้าที่ ทุกครั้งที่ผ่านประตู ขณะเดียวกันนักศึกษาและบุคลากรอีกส่วนหนึ่งที่ต้องการเพียงเข้ามาใช้พื้นที่ แต่ไม่ประสงค์จะเป็นเพื่อนกับบัญชีทางการ LINE ของห้องสมุดเพื่อรับข่าวสาร ก็ไม่มีช่องทางขอ QR เข้าประตูเลย สำนักวิทยบริการจึงพัฒนาระบบออกรหัสผ่านเข้าห้องสมุดเพิ่มเติมจากระบบจองพื้นที่เดิม ให้ผู้ใช้ขอ QR ได้ด้วยตนเองจากหน้าเว็บ โดยออกแบบให้ครอบคลุมผู้ใช้ทุกกลุ่มรวมสี่ช่องทางตามที่ สรุปไว้ในหัวข้อ 1.1 บุคคลภายนอกที่มาเป็นครั้งคราวกรอกเพียงชื่อและนามสกุลก็ได้รหัสสำหรับวันนั้น ทันที ส่วนผู้ที่มาประจำลงทะเบียนเป็นสมาชิกถาวรครั้งเดียวแล้วใช้บัตรใบเดิมได้ตลอด และนักศึกษา กับบุคลากรเข้าสู่ระบบด้วยรหัสของมหาวิทยาลัยบนหน้าเว็บเพื่อรับ QR ได้โดยไม่ต้องใช้ LINE ผลคือ ผู้ใช้บริการดำเนินการเองได้ทุกกลุ่ม เจ้าหน้าที่เหลือเพียงงานตรวจสอบและอนุมัติสมาชิกถาวรซึ่ง ตรวจสอบย้อนหลังได้ว่าใครเป็นผู้อนุมัติ ทั้งหมดนี้ยืนยันตัวตนกับระบบทะเบียนกลางของมหาวิทยาลัย ที่มีอยู่เดิม จึงไม่ต้องสร้างฐานข้อมูลผู้ใช้ชุดใหม่ขึ้นมาดูแลเพิ่ม</w:t>
       </w:r>
     </w:p>
     <w:p>
